--- a/LeafyLife_doc.docx
+++ b/LeafyLife_doc.docx
@@ -804,6 +804,7 @@
         <w:pStyle w:val="Titre3"/>
       </w:pPr>
       <w:r>
+        <w:lastRenderedPageBreak/>
         <w:t>LEAFS</w:t>
       </w:r>
     </w:p>
@@ -1209,13 +1210,7 @@
         <w:rPr>
           <w:color w:val="555555"/>
         </w:rPr>
-        <w:t xml:space="preserve">nutrients, hydration  →  </w:t>
-      </w:r>
-      <w:r>
-        <w:rPr>
-          <w:color w:val="555555"/>
-        </w:rPr>
-        <w:t>nourriture et hydratation actuelle</w:t>
+        <w:t>nutrients, hydration  →  nourriture et hydratation actuelle</w:t>
       </w:r>
     </w:p>
     <w:p>
@@ -1311,19 +1306,7 @@
         <w:rPr>
           <w:color w:val="555555"/>
         </w:rPr>
-        <w:t xml:space="preserve">STAT_MAX </w:t>
-      </w:r>
-      <w:r>
-        <w:rPr>
-          <w:color w:val="555555"/>
-        </w:rPr>
-        <w:t xml:space="preserve">→  </w:t>
-      </w:r>
-      <w:r>
-        <w:rPr>
-          <w:color w:val="555555"/>
-        </w:rPr>
-        <w:t>Stat maximum variables en fonction du niveau</w:t>
+        <w:t>STAT_MAX →  Stat maximum variables en fonction du niveau</w:t>
       </w:r>
     </w:p>
     <w:p>
@@ -1373,31 +1356,26 @@
         <w:spacing w:before="80" w:after="80"/>
       </w:pPr>
       <w:r>
-        <w:t xml:space="preserve">Scaling hybride en deux termes : </w:t>
-      </w:r>
-      <w:r>
-        <w:rPr>
-          <w:rFonts w:ascii="Courier New" w:eastAsia="Courier New" w:hAnsi="Courier New" w:cs="Courier New"/>
-          <w:color w:val="C0392B"/>
-          <w:sz w:val="20"/>
-          <w:szCs w:val="20"/>
-        </w:rPr>
-        <w:t>factor = 1 + (ln(level) / √level) × coeff + level × coeff_linéaire</w:t>
-      </w:r>
-      <w:r>
-        <w:t xml:space="preserve">. Le premier terme </w:t>
-      </w:r>
-      <w:r>
-        <w:rPr>
-          <w:rFonts w:ascii="Courier New" w:eastAsia="Courier New" w:hAnsi="Courier New" w:cs="Courier New"/>
-          <w:color w:val="C0392B"/>
-          <w:sz w:val="20"/>
-          <w:szCs w:val="20"/>
-        </w:rPr>
-        <w:t xml:space="preserve">ln(x)/√x </w:t>
-      </w:r>
-      <w:r>
-        <w:t>assure une montée rapide sur les premiers niveaux avec un pic naturel autour du niveau 7 (valeur max de la fonction en x = e² ≈ 7.39), puis redescend doucement. Le second terme linéaire très faible garantit une progression continue jusqu'au niveau 100. ATK : coefficients 0.40 et 0.008 (×1.98 au niveau 100). HP : coefficients 0.70 et 0.012 (×2.52 au niveau 100).</w:t>
+        <w:t xml:space="preserve">Scaling </w:t>
+      </w:r>
+      <w:r>
+        <w:t xml:space="preserve">par intégration discrète : à chaque level up, les stats augmentent d'un delta proportionnel à </w:t>
+      </w:r>
+      <w:r>
+        <w:rPr>
+          <w:rFonts w:ascii="Courier New" w:eastAsia="Courier New" w:hAnsi="Courier New" w:cs="Courier New"/>
+          <w:color w:val="C0392B"/>
+          <w:sz w:val="20"/>
+          <w:szCs w:val="20"/>
+        </w:rPr>
+        <w:t>ln(level+1) / √(level+1)</w:t>
+      </w:r>
+      <w:r>
+        <w:t xml:space="preserve">. Cette fonction atteint son maximum vers le niveau 7, puis décroît doucement — les gains ralentissent progressivement mais ne deviennent jamais négatifs. ATK : </w:t>
+      </w:r>
+      <w:r>
+        <w:lastRenderedPageBreak/>
+        <w:t>coefficient 0.12 (base 5 → 39 au niveau 100). HP : coefficient 0.20 (base 40 → 493, base 100 → 1234 au niveau 100).</w:t>
       </w:r>
     </w:p>
     <w:p>
@@ -1689,10 +1667,14 @@
           <w:numId w:val="2"/>
         </w:numPr>
         <w:spacing w:before="40" w:after="40"/>
-      </w:pPr>
-      <w:r>
-        <w:rPr>
-          <w:color w:val="555555"/>
+        <w:rPr>
+          <w:lang w:val="en-US"/>
+        </w:rPr>
+      </w:pPr>
+      <w:r>
+        <w:rPr>
+          <w:color w:val="555555"/>
+          <w:lang w:val="en-US"/>
         </w:rPr>
         <w:t>append_money / remove_money  →  modification de O2 et CO2</w:t>
       </w:r>
@@ -1721,10 +1703,14 @@
           <w:numId w:val="2"/>
         </w:numPr>
         <w:spacing w:before="40" w:after="40"/>
-      </w:pPr>
-      <w:r>
-        <w:rPr>
-          <w:color w:val="555555"/>
+        <w:rPr>
+          <w:lang w:val="en-US"/>
+        </w:rPr>
+      </w:pPr>
+      <w:r>
+        <w:rPr>
+          <w:color w:val="555555"/>
+          <w:lang w:val="en-US"/>
         </w:rPr>
         <w:t>is_item_in_inventory(item_id)  →  booléen rapide de possession</w:t>
       </w:r>
@@ -1917,6 +1903,7 @@
     </w:p>
     <w:p>
       <w:r>
+        <w:lastRenderedPageBreak/>
         <w:br w:type="page"/>
       </w:r>
     </w:p>
@@ -1928,6 +1915,7 @@
         </w:pBdr>
       </w:pPr>
       <w:r>
+        <w:lastRenderedPageBreak/>
         <w:t>style.py — Constantes visuelles</w:t>
       </w:r>
     </w:p>
@@ -2056,6 +2044,7 @@
         </w:pBdr>
       </w:pPr>
       <w:r>
+        <w:lastRenderedPageBreak/>
         <w:t>main.py — Point d'entrée</w:t>
       </w:r>
     </w:p>
@@ -2092,8 +2081,14 @@
     <w:p>
       <w:pPr>
         <w:pStyle w:val="Titre2"/>
-      </w:pPr>
-      <w:r>
+        <w:rPr>
+          <w:lang w:val="en-US"/>
+        </w:rPr>
+      </w:pPr>
+      <w:r>
+        <w:rPr>
+          <w:lang w:val="en-US"/>
+        </w:rPr>
         <w:t>NAVBAR_HEIGHT et _build_navbar(navigate)</w:t>
       </w:r>
     </w:p>
@@ -2352,6 +2347,7 @@
         </w:pBdr>
       </w:pPr>
       <w:r>
+        <w:lastRenderedPageBreak/>
         <w:t>leafsHome.py — Gestion des leafs</w:t>
       </w:r>
     </w:p>
@@ -2418,8 +2414,14 @@
     <w:p>
       <w:pPr>
         <w:pStyle w:val="Titre2"/>
-      </w:pPr>
-      <w:r>
+        <w:rPr>
+          <w:lang w:val="en-US"/>
+        </w:rPr>
+      </w:pPr>
+      <w:r>
+        <w:rPr>
+          <w:lang w:val="en-US"/>
+        </w:rPr>
         <w:t>base_item_for_stat(leaf, stat_attr)</w:t>
       </w:r>
     </w:p>
@@ -2501,8 +2503,14 @@
     <w:p>
       <w:pPr>
         <w:pStyle w:val="Titre2"/>
-      </w:pPr>
-      <w:r>
+        <w:rPr>
+          <w:lang w:val="en-US"/>
+        </w:rPr>
+      </w:pPr>
+      <w:r>
+        <w:rPr>
+          <w:lang w:val="en-US"/>
+        </w:rPr>
         <w:t>boost_item_for_stat(leaf, stat_attr)</w:t>
       </w:r>
     </w:p>
@@ -2543,19 +2551,35 @@
     <w:p>
       <w:pPr>
         <w:spacing w:before="80" w:after="80"/>
-      </w:pPr>
-      <w:r>
-        <w:rPr>
-          <w:color w:val="555555"/>
-        </w:rPr>
-        <w:t>Crée une barre de progression avec superposition du boost. Techniquement c'est un Stack de deux ProgressBar : la barre de base en dessous, la barre boost semi-transparente au-dessus. Le clip_behavior HARD_EDGE évite le débordement.</w:t>
+        <w:rPr>
+          <w:lang w:val="en-US"/>
+        </w:rPr>
+      </w:pPr>
+      <w:r>
+        <w:rPr>
+          <w:color w:val="555555"/>
+        </w:rPr>
+        <w:t xml:space="preserve">Crée une barre de progression avec superposition du boost. Techniquement c'est un Stack de deux ProgressBar : la barre de base en dessous, la barre boost semi-transparente au-dessus. </w:t>
+      </w:r>
+      <w:r>
+        <w:rPr>
+          <w:color w:val="555555"/>
+          <w:lang w:val="en-US"/>
+        </w:rPr>
+        <w:t>Le clip_behavior HARD_EDGE évite le débordement.</w:t>
       </w:r>
     </w:p>
     <w:p>
       <w:pPr>
         <w:pStyle w:val="Titre2"/>
-      </w:pPr>
-      <w:r>
+        <w:rPr>
+          <w:lang w:val="en-US"/>
+        </w:rPr>
+      </w:pPr>
+      <w:r>
+        <w:rPr>
+          <w:lang w:val="en-US"/>
+        </w:rPr>
         <w:t>create_badge_button(leaf, current_value, max_value, item, is_boost, on_used)</w:t>
       </w:r>
     </w:p>
@@ -2679,8 +2703,14 @@
     <w:p>
       <w:pPr>
         <w:pStyle w:val="Titre2"/>
-      </w:pPr>
-      <w:r>
+        <w:rPr>
+          <w:lang w:val="en-US"/>
+        </w:rPr>
+      </w:pPr>
+      <w:r>
+        <w:rPr>
+          <w:lang w:val="en-US"/>
+        </w:rPr>
         <w:t>create_progress_bar(leaf, label, on_used)</w:t>
       </w:r>
     </w:p>
@@ -2698,8 +2728,14 @@
     <w:p>
       <w:pPr>
         <w:pStyle w:val="Titre2"/>
-      </w:pPr>
-      <w:r>
+        <w:rPr>
+          <w:lang w:val="en-US"/>
+        </w:rPr>
+      </w:pPr>
+      <w:r>
+        <w:rPr>
+          <w:lang w:val="en-US"/>
+        </w:rPr>
         <w:t>create_harvest_button(leaf, on_harvested)</w:t>
       </w:r>
     </w:p>
@@ -2747,8 +2783,15 @@
     <w:p>
       <w:pPr>
         <w:pStyle w:val="Titre2"/>
-      </w:pPr>
-      <w:r>
+        <w:rPr>
+          <w:lang w:val="en-US"/>
+        </w:rPr>
+      </w:pPr>
+      <w:r>
+        <w:rPr>
+          <w:lang w:val="en-US"/>
+        </w:rPr>
+        <w:lastRenderedPageBreak/>
         <w:t>open_leaf_modal(page, leaf)</w:t>
       </w:r>
     </w:p>
@@ -3072,6 +3115,7 @@
         </w:pBdr>
       </w:pPr>
       <w:r>
+        <w:lastRenderedPageBreak/>
         <w:t>inventoryHome.py — Inventaire</w:t>
       </w:r>
     </w:p>
@@ -3278,19 +3322,35 @@
     <w:p>
       <w:pPr>
         <w:spacing w:before="80" w:after="80"/>
-      </w:pPr>
-      <w:r>
-        <w:rPr>
-          <w:color w:val="555555"/>
-        </w:rPr>
-        <w:t>Crée un bouton d'item carré (90×90px) avec l'icône et un badge de quantité en bas à droite. Effet hover via on_hover. Un clic ouvre open_item_modal().</w:t>
+        <w:rPr>
+          <w:lang w:val="en-US"/>
+        </w:rPr>
+      </w:pPr>
+      <w:r>
+        <w:rPr>
+          <w:color w:val="555555"/>
+        </w:rPr>
+        <w:t xml:space="preserve">Crée un bouton d'item carré (90×90px) avec l'icône et un badge de quantité en bas à droite. </w:t>
+      </w:r>
+      <w:r>
+        <w:rPr>
+          <w:color w:val="555555"/>
+          <w:lang w:val="en-US"/>
+        </w:rPr>
+        <w:t>Effet hover via on_hover. Un clic ouvre open_item_modal().</w:t>
       </w:r>
     </w:p>
     <w:p>
       <w:pPr>
         <w:pStyle w:val="Titre2"/>
-      </w:pPr>
-      <w:r>
+        <w:rPr>
+          <w:lang w:val="en-US"/>
+        </w:rPr>
+      </w:pPr>
+      <w:r>
+        <w:rPr>
+          <w:lang w:val="en-US"/>
+        </w:rPr>
         <w:t>open_item_modal(item)</w:t>
       </w:r>
     </w:p>
@@ -3337,6 +3397,7 @@
         </w:pBdr>
       </w:pPr>
       <w:r>
+        <w:lastRenderedPageBreak/>
         <w:t>shopHome.py — Boutique</w:t>
       </w:r>
     </w:p>
@@ -3354,8 +3415,14 @@
     <w:p>
       <w:pPr>
         <w:pStyle w:val="Titre2"/>
-      </w:pPr>
-      <w:r>
+        <w:rPr>
+          <w:lang w:val="en-US"/>
+        </w:rPr>
+      </w:pPr>
+      <w:r>
+        <w:rPr>
+          <w:lang w:val="en-US"/>
+        </w:rPr>
         <w:t>open_error_modal(page, message)</w:t>
       </w:r>
     </w:p>
@@ -3373,8 +3440,14 @@
     <w:p>
       <w:pPr>
         <w:pStyle w:val="Titre2"/>
-      </w:pPr>
-      <w:r>
+        <w:rPr>
+          <w:lang w:val="en-US"/>
+        </w:rPr>
+      </w:pPr>
+      <w:r>
+        <w:rPr>
+          <w:lang w:val="en-US"/>
+        </w:rPr>
         <w:t>open_buy_modal(page, item, shop, on_confirm)</w:t>
       </w:r>
     </w:p>
@@ -3440,8 +3513,14 @@
     <w:p>
       <w:pPr>
         <w:pStyle w:val="Titre2"/>
-      </w:pPr>
-      <w:r>
+        <w:rPr>
+          <w:lang w:val="en-US"/>
+        </w:rPr>
+      </w:pPr>
+      <w:r>
+        <w:rPr>
+          <w:lang w:val="en-US"/>
+        </w:rPr>
         <w:t>_build_shop_home(page, shop_type, biome, on_back)</w:t>
       </w:r>
     </w:p>
@@ -3595,6 +3674,7 @@
         </w:pBdr>
       </w:pPr>
       <w:r>
+        <w:lastRenderedPageBreak/>
         <w:t>planetHome.py — Exploration</w:t>
       </w:r>
     </w:p>
@@ -3625,10 +3705,14 @@
           <w:numId w:val="2"/>
         </w:numPr>
         <w:spacing w:before="40" w:after="40"/>
-      </w:pPr>
-      <w:r>
-        <w:rPr>
-          <w:color w:val="555555"/>
+        <w:rPr>
+          <w:lang w:val="en-US"/>
+        </w:rPr>
+      </w:pPr>
+      <w:r>
+        <w:rPr>
+          <w:color w:val="555555"/>
+          <w:lang w:val="en-US"/>
         </w:rPr>
         <w:t>BIOME_LAYOUT  →  (img_w_orig, img_h_orig, ground_ratio) pour chaque biome</w:t>
       </w:r>
@@ -3776,8 +3860,14 @@
     <w:p>
       <w:pPr>
         <w:pStyle w:val="Titre2"/>
-      </w:pPr>
-      <w:r>
+        <w:rPr>
+          <w:lang w:val="en-US"/>
+        </w:rPr>
+      </w:pPr>
+      <w:r>
+        <w:rPr>
+          <w:lang w:val="en-US"/>
+        </w:rPr>
         <w:t>compute_layout(page_w, page_h, biome_name)</w:t>
       </w:r>
     </w:p>
@@ -3855,7 +3945,6 @@
         <w:rPr>
           <w:color w:val="555555"/>
         </w:rPr>
-        <w:lastRenderedPageBreak/>
         <w:t>offset_x, offset_y  →  marges entre bord fenêtre et bord image (barres noires)</w:t>
       </w:r>
     </w:p>
@@ -3938,8 +4027,14 @@
     <w:p>
       <w:pPr>
         <w:pStyle w:val="Titre2"/>
-      </w:pPr>
-      <w:r>
+        <w:rPr>
+          <w:lang w:val="en-US"/>
+        </w:rPr>
+      </w:pPr>
+      <w:r>
+        <w:rPr>
+          <w:lang w:val="en-US"/>
+        </w:rPr>
         <w:t>compute_button_pos(biome_key, page_w, page_h)</w:t>
       </w:r>
     </w:p>
@@ -3957,8 +4052,14 @@
     <w:p>
       <w:pPr>
         <w:pStyle w:val="Titre2"/>
-      </w:pPr>
-      <w:r>
+        <w:rPr>
+          <w:lang w:val="en-US"/>
+        </w:rPr>
+      </w:pPr>
+      <w:r>
+        <w:rPr>
+          <w:lang w:val="en-US"/>
+        </w:rPr>
         <w:t>build_trail_canvas(page_w, page_h, active_biome_keys, button_refs)</w:t>
       </w:r>
     </w:p>
@@ -3993,6 +4094,7 @@
         <w:pStyle w:val="Titre2"/>
       </w:pPr>
       <w:r>
+        <w:lastRenderedPageBreak/>
         <w:t>_planet(page, navigate)</w:t>
       </w:r>
     </w:p>
@@ -4252,75 +4354,412 @@
         <w:rPr>
           <w:color w:val="555555"/>
         </w:rPr>
+        <w:t>Détecte les sorties (bords de l'image) → nouvelle instance de tp()</w:t>
+      </w:r>
+    </w:p>
+    <w:p>
+      <w:pPr>
+        <w:pStyle w:val="Paragraphedeliste"/>
+        <w:numPr>
+          <w:ilvl w:val="0"/>
+          <w:numId w:val="2"/>
+        </w:numPr>
+        <w:spacing w:before="40" w:after="40"/>
+      </w:pPr>
+      <w:r>
+        <w:rPr>
+          <w:color w:val="555555"/>
+        </w:rPr>
+        <w:t>Gère la scène initiale : si scene_actu[0] == 0 → déclenche immédiatement la scène de lore n°0</w:t>
+      </w:r>
+    </w:p>
+    <w:p>
+      <w:pPr>
+        <w:pStyle w:val="Paragraphedeliste"/>
+        <w:numPr>
+          <w:ilvl w:val="0"/>
+          <w:numId w:val="2"/>
+        </w:numPr>
+        <w:spacing w:before="40" w:after="40"/>
+      </w:pPr>
+      <w:r>
+        <w:rPr>
+          <w:color w:val="555555"/>
+        </w:rPr>
+        <w:t>Détecte la proximité avec l'entité (abs(px - ent_px) &lt; 170) pour les interactions</w:t>
+      </w:r>
+    </w:p>
+    <w:p>
+      <w:pPr>
+        <w:pStyle w:val="Paragraphedeliste"/>
+        <w:numPr>
+          <w:ilvl w:val="0"/>
+          <w:numId w:val="2"/>
+        </w:numPr>
+        <w:spacing w:before="40" w:after="40"/>
+      </w:pPr>
+      <w:r>
+        <w:rPr>
+          <w:color w:val="555555"/>
+        </w:rPr>
+        <w:t>Interactions : ennemi (espace → combat), NPC (espace → shop), objet (espace → récolte), lore (espace → dialogue)</w:t>
+      </w:r>
+    </w:p>
+    <w:p>
+      <w:pPr>
+        <w:pStyle w:val="Titre3"/>
+      </w:pPr>
+      <w:r>
+        <w:t>shop(e, biome)</w:t>
+      </w:r>
+    </w:p>
+    <w:p>
+      <w:pPr>
+        <w:spacing w:before="80" w:after="80"/>
+      </w:pPr>
+      <w:r>
+        <w:rPr>
+          <w:color w:val="555555"/>
+        </w:rPr>
+        <w:t>Charge la boutique itinérante du biome courant. Passe un callback on_back qui retourne à tp() pour reprendre l'exploration.</w:t>
+      </w:r>
+    </w:p>
+    <w:p>
+      <w:pPr>
+        <w:pStyle w:val="Titre3"/>
+      </w:pPr>
+      <w:r>
+        <w:t>combat(e, biome, enemy)</w:t>
+      </w:r>
+    </w:p>
+    <w:p>
+      <w:pPr>
+        <w:spacing w:before="80" w:after="80"/>
+      </w:pPr>
+      <w:r>
+        <w:rPr>
+          <w:color w:val="555555"/>
+        </w:rPr>
+        <w:t>Écran de combat complet. État interne :</w:t>
+      </w:r>
+    </w:p>
+    <w:p>
+      <w:pPr>
+        <w:pStyle w:val="Paragraphedeliste"/>
+        <w:numPr>
+          <w:ilvl w:val="0"/>
+          <w:numId w:val="2"/>
+        </w:numPr>
+        <w:spacing w:before="40" w:after="40"/>
+      </w:pPr>
+      <w:r>
+        <w:rPr>
+          <w:color w:val="555555"/>
+        </w:rPr>
+        <w:t>current_leaf_ref [leaf]  →  le leaf actuellement en combat (liste pour être modifiable)</w:t>
+      </w:r>
+    </w:p>
+    <w:p>
+      <w:pPr>
+        <w:pStyle w:val="Paragraphedeliste"/>
+        <w:numPr>
+          <w:ilvl w:val="0"/>
+          <w:numId w:val="2"/>
+        </w:numPr>
+        <w:spacing w:before="40" w:after="40"/>
+      </w:pPr>
+      <w:r>
+        <w:rPr>
+          <w:color w:val="555555"/>
+        </w:rPr>
+        <w:t>enemy_hp [hp]  →  HP actuels de l'ennemi</w:t>
+      </w:r>
+    </w:p>
+    <w:p>
+      <w:pPr>
+        <w:pStyle w:val="Paragraphedeliste"/>
+        <w:numPr>
+          <w:ilvl w:val="0"/>
+          <w:numId w:val="2"/>
+        </w:numPr>
+        <w:spacing w:before="40" w:after="40"/>
+      </w:pPr>
+      <w:r>
+        <w:rPr>
+          <w:color w:val="555555"/>
+        </w:rPr>
+        <w:t>shield_hp [0], shield_max [0]  →  bouclier du tank</w:t>
+      </w:r>
+    </w:p>
+    <w:p>
+      <w:pPr>
+        <w:pStyle w:val="Paragraphedeliste"/>
+        <w:numPr>
+          <w:ilvl w:val="0"/>
+          <w:numId w:val="2"/>
+        </w:numPr>
+        <w:spacing w:before="40" w:after="40"/>
+      </w:pPr>
+      <w:r>
+        <w:rPr>
+          <w:color w:val="555555"/>
+        </w:rPr>
+        <w:t>player_turn [True]  →  indique si c'est au joueur d'agir</w:t>
+      </w:r>
+    </w:p>
+    <w:p>
+      <w:pPr>
+        <w:pStyle w:val="Paragraphedeliste"/>
+        <w:numPr>
+          <w:ilvl w:val="0"/>
+          <w:numId w:val="2"/>
+        </w:numPr>
+        <w:spacing w:before="40" w:after="40"/>
+      </w:pPr>
+      <w:r>
+        <w:rPr>
+          <w:color w:val="555555"/>
+        </w:rPr>
+        <w:t>combat_over [False]  →  bloque les actions en fin de combat</w:t>
+      </w:r>
+    </w:p>
+    <w:p>
+      <w:pPr>
+        <w:spacing w:before="120"/>
+      </w:pPr>
+    </w:p>
+    <w:p>
+      <w:pPr>
+        <w:spacing w:before="80" w:after="80"/>
+      </w:pPr>
+      <w:r>
+        <w:rPr>
+          <w:color w:val="555555"/>
+        </w:rPr>
+        <w:t>Interface en 3 colonnes dans le menu bas :</w:t>
+      </w:r>
+    </w:p>
+    <w:p>
+      <w:pPr>
+        <w:pStyle w:val="Paragraphedeliste"/>
+        <w:numPr>
+          <w:ilvl w:val="0"/>
+          <w:numId w:val="2"/>
+        </w:numPr>
+        <w:spacing w:before="40" w:after="40"/>
+      </w:pPr>
+      <w:r>
+        <w:rPr>
+          <w:color w:val="555555"/>
+        </w:rPr>
+        <w:t xml:space="preserve">Colonne gauche  →  stats du leaf actif (image, HP bar, ATK, type, bouclier) + </w:t>
+      </w:r>
+      <w:r>
+        <w:rPr>
+          <w:color w:val="555555"/>
+        </w:rPr>
+        <w:t>stats ennemies</w:t>
+      </w:r>
+    </w:p>
+    <w:p>
+      <w:pPr>
+        <w:pStyle w:val="Paragraphedeliste"/>
+        <w:numPr>
+          <w:ilvl w:val="0"/>
+          <w:numId w:val="2"/>
+        </w:numPr>
+        <w:spacing w:before="40" w:after="40"/>
+      </w:pPr>
+      <w:r>
+        <w:rPr>
+          <w:color w:val="555555"/>
+        </w:rPr>
         <w:lastRenderedPageBreak/>
-        <w:t>Détecte les sorties (bords de l'image) → nouvelle instance de tp()</w:t>
-      </w:r>
-    </w:p>
-    <w:p>
-      <w:pPr>
-        <w:pStyle w:val="Paragraphedeliste"/>
-        <w:numPr>
-          <w:ilvl w:val="0"/>
-          <w:numId w:val="2"/>
-        </w:numPr>
-        <w:spacing w:before="40" w:after="40"/>
-      </w:pPr>
-      <w:r>
-        <w:rPr>
-          <w:color w:val="555555"/>
-        </w:rPr>
-        <w:t>Gère la scène initiale : si scene_actu[0] == 0 → déclenche immédiatement la scène de lore n°0</w:t>
-      </w:r>
-    </w:p>
-    <w:p>
-      <w:pPr>
-        <w:pStyle w:val="Paragraphedeliste"/>
-        <w:numPr>
-          <w:ilvl w:val="0"/>
-          <w:numId w:val="2"/>
-        </w:numPr>
-        <w:spacing w:before="40" w:after="40"/>
-      </w:pPr>
-      <w:r>
-        <w:rPr>
-          <w:color w:val="555555"/>
-        </w:rPr>
-        <w:t>Détecte la proximité avec l'entité (abs(px - ent_px) &lt; 170) pour les interactions</w:t>
-      </w:r>
-    </w:p>
-    <w:p>
-      <w:pPr>
-        <w:pStyle w:val="Paragraphedeliste"/>
-        <w:numPr>
-          <w:ilvl w:val="0"/>
-          <w:numId w:val="2"/>
-        </w:numPr>
-        <w:spacing w:before="40" w:after="40"/>
-      </w:pPr>
-      <w:r>
-        <w:rPr>
-          <w:color w:val="555555"/>
-        </w:rPr>
-        <w:t>Interactions : ennemi (espace → combat), NPC (espace → shop), objet (espace → récolte), lore (espace → dialogue)</w:t>
+        <w:t>Colonne centrale  →  statut d'action + boutons Attaquer et Compétence</w:t>
+      </w:r>
+    </w:p>
+    <w:p>
+      <w:pPr>
+        <w:pStyle w:val="Paragraphedeliste"/>
+        <w:numPr>
+          <w:ilvl w:val="0"/>
+          <w:numId w:val="2"/>
+        </w:numPr>
+        <w:spacing w:before="40" w:after="40"/>
+      </w:pPr>
+      <w:r>
+        <w:rPr>
+          <w:color w:val="555555"/>
+        </w:rPr>
+        <w:t>Colonne droite  →  bouton Changer (ouvre open_leaf_selection_interface)</w:t>
+      </w:r>
+    </w:p>
+    <w:p>
+      <w:pPr>
+        <w:spacing w:before="120"/>
+      </w:pPr>
+    </w:p>
+    <w:p>
+      <w:pPr>
+        <w:spacing w:before="80" w:after="80"/>
+      </w:pPr>
+      <w:r>
+        <w:rPr>
+          <w:color w:val="555555"/>
+        </w:rPr>
+        <w:t>Animations de combat (coroutines async) :</w:t>
+      </w:r>
+    </w:p>
+    <w:p>
+      <w:pPr>
+        <w:pStyle w:val="Paragraphedeliste"/>
+        <w:numPr>
+          <w:ilvl w:val="0"/>
+          <w:numId w:val="2"/>
+        </w:numPr>
+        <w:spacing w:before="40" w:after="40"/>
+      </w:pPr>
+      <w:r>
+        <w:rPr>
+          <w:color w:val="555555"/>
+        </w:rPr>
+        <w:t>animate_attack_player()  →  Froggy avance vers l'ennemi, dégâts flottants, revient</w:t>
+      </w:r>
+    </w:p>
+    <w:p>
+      <w:pPr>
+        <w:pStyle w:val="Paragraphedeliste"/>
+        <w:numPr>
+          <w:ilvl w:val="0"/>
+          <w:numId w:val="2"/>
+        </w:numPr>
+        <w:spacing w:before="40" w:after="40"/>
+      </w:pPr>
+      <w:r>
+        <w:rPr>
+          <w:color w:val="555555"/>
+        </w:rPr>
+        <w:t>animate_attack_enemy()  →  ennemi avance vers Froggy, dégâts flottants, revient</w:t>
+      </w:r>
+    </w:p>
+    <w:p>
+      <w:pPr>
+        <w:spacing w:before="120"/>
+      </w:pPr>
+    </w:p>
+    <w:p>
+      <w:pPr>
+        <w:spacing w:before="80" w:after="80"/>
+      </w:pPr>
+      <w:r>
+        <w:rPr>
+          <w:color w:val="555555"/>
+        </w:rPr>
+        <w:t>Compétences par type de leaf :</w:t>
+      </w:r>
+    </w:p>
+    <w:p>
+      <w:pPr>
+        <w:pStyle w:val="Paragraphedeliste"/>
+        <w:numPr>
+          <w:ilvl w:val="0"/>
+          <w:numId w:val="2"/>
+        </w:numPr>
+        <w:spacing w:before="40" w:after="40"/>
+      </w:pPr>
+      <w:r>
+        <w:rPr>
+          <w:color w:val="555555"/>
+        </w:rPr>
+        <w:t>Type 1 (attacker)  →  bonus ATK de 10% + 5% par niveau, attaque directe</w:t>
+      </w:r>
+    </w:p>
+    <w:p>
+      <w:pPr>
+        <w:pStyle w:val="Paragraphedeliste"/>
+        <w:numPr>
+          <w:ilvl w:val="0"/>
+          <w:numId w:val="2"/>
+        </w:numPr>
+        <w:spacing w:before="40" w:after="40"/>
+      </w:pPr>
+      <w:r>
+        <w:rPr>
+          <w:color w:val="555555"/>
+        </w:rPr>
+        <w:t>Type 2 (healer)  →  soin de 10% des HP max cible + 5% par niveau, ouvre la sélection de leaf</w:t>
+      </w:r>
+    </w:p>
+    <w:p>
+      <w:pPr>
+        <w:pStyle w:val="Paragraphedeliste"/>
+        <w:numPr>
+          <w:ilvl w:val="0"/>
+          <w:numId w:val="2"/>
+        </w:numPr>
+        <w:spacing w:before="40" w:after="40"/>
+      </w:pPr>
+      <w:r>
+        <w:rPr>
+          <w:color w:val="555555"/>
+        </w:rPr>
+        <w:t>Type 3 (tank)  →  bouclier de 20% des HP max + 10% par niveau, absorbe les dégâts en priorité</w:t>
+      </w:r>
+    </w:p>
+    <w:p>
+      <w:pPr>
+        <w:spacing w:before="120"/>
+      </w:pPr>
+    </w:p>
+    <w:p>
+      <w:pPr>
+        <w:spacing w:before="80" w:after="80"/>
+      </w:pPr>
+      <w:r>
+        <w:rPr>
+          <w:color w:val="555555"/>
+        </w:rPr>
+        <w:t xml:space="preserve">En fin de combat : récompense en O2/CO2 (champ </w:t>
+      </w:r>
+      <w:r>
+        <w:rPr>
+          <w:rFonts w:ascii="Courier New" w:eastAsia="Courier New" w:hAnsi="Courier New" w:cs="Courier New"/>
+          <w:color w:val="C0392B"/>
+          <w:sz w:val="20"/>
+          <w:szCs w:val="20"/>
+        </w:rPr>
+        <w:t>reward</w:t>
+      </w:r>
+      <w:r>
+        <w:rPr>
+          <w:color w:val="555555"/>
+        </w:rPr>
+        <w:t xml:space="preserve"> de l'ennemi), reset des boosts temporaires, retour à tp() si victoire ou navigate('planet') si défaite.</w:t>
       </w:r>
     </w:p>
     <w:p>
       <w:pPr>
         <w:pStyle w:val="Titre3"/>
-      </w:pPr>
-      <w:r>
-        <w:t>shop(e, biome)</w:t>
-      </w:r>
-    </w:p>
-    <w:p>
-      <w:pPr>
-        <w:spacing w:before="80" w:after="80"/>
-      </w:pPr>
-      <w:r>
-        <w:rPr>
-          <w:color w:val="555555"/>
-        </w:rPr>
-        <w:t>Charge la boutique itinérante du biome courant. Passe un callback on_back qui retourne à tp() pour reprendre l'exploration.</w:t>
+        <w:rPr>
+          <w:lang w:val="en-US"/>
+        </w:rPr>
+      </w:pPr>
+      <w:r>
+        <w:rPr>
+          <w:lang w:val="en-US"/>
+        </w:rPr>
+        <w:t>open_leaf_selection_interface(page, current_leaf_ref, on_selected, exclude_current)</w:t>
+      </w:r>
+    </w:p>
+    <w:p>
+      <w:pPr>
+        <w:spacing w:before="80" w:after="80"/>
+      </w:pPr>
+      <w:r>
+        <w:rPr>
+          <w:color w:val="555555"/>
+        </w:rPr>
+        <w:t>Interface de sélection de leaf (utilisée au début du combat et pour la compétence healer). Affiche la liste de tous les leafs possédés avec leur HP bar. Les leafs morts ou épuisés sont désactivés. Un bouton 'I' ouvre le modal de détail du leaf.</w:t>
       </w:r>
     </w:p>
     <w:p>
@@ -4328,337 +4767,6 @@
         <w:pStyle w:val="Titre3"/>
       </w:pPr>
       <w:r>
-        <w:t>combat(e, biome, enemy)</w:t>
-      </w:r>
-    </w:p>
-    <w:p>
-      <w:pPr>
-        <w:spacing w:before="80" w:after="80"/>
-      </w:pPr>
-      <w:r>
-        <w:rPr>
-          <w:color w:val="555555"/>
-        </w:rPr>
-        <w:t>Écran de combat complet. État interne :</w:t>
-      </w:r>
-    </w:p>
-    <w:p>
-      <w:pPr>
-        <w:pStyle w:val="Paragraphedeliste"/>
-        <w:numPr>
-          <w:ilvl w:val="0"/>
-          <w:numId w:val="2"/>
-        </w:numPr>
-        <w:spacing w:before="40" w:after="40"/>
-      </w:pPr>
-      <w:r>
-        <w:rPr>
-          <w:color w:val="555555"/>
-        </w:rPr>
-        <w:t>current_leaf_ref [leaf]  →  le leaf actuellement en combat (liste pour être modifiable)</w:t>
-      </w:r>
-    </w:p>
-    <w:p>
-      <w:pPr>
-        <w:pStyle w:val="Paragraphedeliste"/>
-        <w:numPr>
-          <w:ilvl w:val="0"/>
-          <w:numId w:val="2"/>
-        </w:numPr>
-        <w:spacing w:before="40" w:after="40"/>
-      </w:pPr>
-      <w:r>
-        <w:rPr>
-          <w:color w:val="555555"/>
-        </w:rPr>
-        <w:t>enemy_hp [hp]  →  HP actuels de l'ennemi</w:t>
-      </w:r>
-    </w:p>
-    <w:p>
-      <w:pPr>
-        <w:pStyle w:val="Paragraphedeliste"/>
-        <w:numPr>
-          <w:ilvl w:val="0"/>
-          <w:numId w:val="2"/>
-        </w:numPr>
-        <w:spacing w:before="40" w:after="40"/>
-      </w:pPr>
-      <w:r>
-        <w:rPr>
-          <w:color w:val="555555"/>
-        </w:rPr>
-        <w:t>shield_hp [0], shield_max [0]  →  bouclier du tank</w:t>
-      </w:r>
-    </w:p>
-    <w:p>
-      <w:pPr>
-        <w:pStyle w:val="Paragraphedeliste"/>
-        <w:numPr>
-          <w:ilvl w:val="0"/>
-          <w:numId w:val="2"/>
-        </w:numPr>
-        <w:spacing w:before="40" w:after="40"/>
-      </w:pPr>
-      <w:r>
-        <w:rPr>
-          <w:color w:val="555555"/>
-        </w:rPr>
-        <w:t>player_turn [True]  →  indique si c'est au joueur d'agir</w:t>
-      </w:r>
-    </w:p>
-    <w:p>
-      <w:pPr>
-        <w:pStyle w:val="Paragraphedeliste"/>
-        <w:numPr>
-          <w:ilvl w:val="0"/>
-          <w:numId w:val="2"/>
-        </w:numPr>
-        <w:spacing w:before="40" w:after="40"/>
-      </w:pPr>
-      <w:r>
-        <w:rPr>
-          <w:color w:val="555555"/>
-        </w:rPr>
-        <w:t>combat_over [False]  →  bloque les actions en fin de combat</w:t>
-      </w:r>
-    </w:p>
-    <w:p>
-      <w:pPr>
-        <w:spacing w:before="120"/>
-      </w:pPr>
-    </w:p>
-    <w:p>
-      <w:pPr>
-        <w:spacing w:before="80" w:after="80"/>
-      </w:pPr>
-      <w:r>
-        <w:rPr>
-          <w:color w:val="555555"/>
-        </w:rPr>
-        <w:t>Interface en 3 colonnes dans le menu bas :</w:t>
-      </w:r>
-    </w:p>
-    <w:p>
-      <w:pPr>
-        <w:pStyle w:val="Paragraphedeliste"/>
-        <w:numPr>
-          <w:ilvl w:val="0"/>
-          <w:numId w:val="2"/>
-        </w:numPr>
-        <w:spacing w:before="40" w:after="40"/>
-      </w:pPr>
-      <w:r>
-        <w:rPr>
-          <w:color w:val="555555"/>
-        </w:rPr>
-        <w:t xml:space="preserve">Colonne gauche  →  stats du leaf actif (image, HP bar, ATK, type, bouclier) + </w:t>
-      </w:r>
-      <w:r>
-        <w:rPr>
-          <w:color w:val="555555"/>
-        </w:rPr>
-        <w:t>stats ennemies</w:t>
-      </w:r>
-    </w:p>
-    <w:p>
-      <w:pPr>
-        <w:pStyle w:val="Paragraphedeliste"/>
-        <w:numPr>
-          <w:ilvl w:val="0"/>
-          <w:numId w:val="2"/>
-        </w:numPr>
-        <w:spacing w:before="40" w:after="40"/>
-      </w:pPr>
-      <w:r>
-        <w:rPr>
-          <w:color w:val="555555"/>
-        </w:rPr>
-        <w:t>Colonne centrale  →  statut d'action + boutons Attaquer et Compétence</w:t>
-      </w:r>
-    </w:p>
-    <w:p>
-      <w:pPr>
-        <w:pStyle w:val="Paragraphedeliste"/>
-        <w:numPr>
-          <w:ilvl w:val="0"/>
-          <w:numId w:val="2"/>
-        </w:numPr>
-        <w:spacing w:before="40" w:after="40"/>
-      </w:pPr>
-      <w:r>
-        <w:rPr>
-          <w:color w:val="555555"/>
-        </w:rPr>
-        <w:t>Colonne droite  →  bouton Changer (ouvre open_leaf_selection_interface)</w:t>
-      </w:r>
-    </w:p>
-    <w:p>
-      <w:pPr>
-        <w:spacing w:before="120"/>
-      </w:pPr>
-    </w:p>
-    <w:p>
-      <w:pPr>
-        <w:spacing w:before="80" w:after="80"/>
-      </w:pPr>
-      <w:r>
-        <w:rPr>
-          <w:color w:val="555555"/>
-        </w:rPr>
-        <w:t>Animations de combat (coroutines async) :</w:t>
-      </w:r>
-    </w:p>
-    <w:p>
-      <w:pPr>
-        <w:pStyle w:val="Paragraphedeliste"/>
-        <w:numPr>
-          <w:ilvl w:val="0"/>
-          <w:numId w:val="2"/>
-        </w:numPr>
-        <w:spacing w:before="40" w:after="40"/>
-      </w:pPr>
-      <w:r>
-        <w:rPr>
-          <w:color w:val="555555"/>
-        </w:rPr>
-        <w:t>animate_attack_player()  →  Froggy avance vers l'ennemi, dégâts flottants, revient</w:t>
-      </w:r>
-    </w:p>
-    <w:p>
-      <w:pPr>
-        <w:pStyle w:val="Paragraphedeliste"/>
-        <w:numPr>
-          <w:ilvl w:val="0"/>
-          <w:numId w:val="2"/>
-        </w:numPr>
-        <w:spacing w:before="40" w:after="40"/>
-      </w:pPr>
-      <w:r>
-        <w:rPr>
-          <w:color w:val="555555"/>
-        </w:rPr>
-        <w:t>animate_attack_enemy()  →  ennemi avance vers Froggy, dégâts flottants, revient</w:t>
-      </w:r>
-    </w:p>
-    <w:p>
-      <w:pPr>
-        <w:spacing w:before="120"/>
-      </w:pPr>
-    </w:p>
-    <w:p>
-      <w:pPr>
-        <w:spacing w:before="80" w:after="80"/>
-      </w:pPr>
-      <w:r>
-        <w:rPr>
-          <w:color w:val="555555"/>
-        </w:rPr>
-        <w:t>Compétences par type de leaf :</w:t>
-      </w:r>
-    </w:p>
-    <w:p>
-      <w:pPr>
-        <w:pStyle w:val="Paragraphedeliste"/>
-        <w:numPr>
-          <w:ilvl w:val="0"/>
-          <w:numId w:val="2"/>
-        </w:numPr>
-        <w:spacing w:before="40" w:after="40"/>
-      </w:pPr>
-      <w:r>
-        <w:rPr>
-          <w:color w:val="555555"/>
-        </w:rPr>
-        <w:t>Type 1 (attacker)  →  bonus ATK de 10% + 5% par niveau, attaque directe</w:t>
-      </w:r>
-    </w:p>
-    <w:p>
-      <w:pPr>
-        <w:pStyle w:val="Paragraphedeliste"/>
-        <w:numPr>
-          <w:ilvl w:val="0"/>
-          <w:numId w:val="2"/>
-        </w:numPr>
-        <w:spacing w:before="40" w:after="40"/>
-      </w:pPr>
-      <w:r>
-        <w:rPr>
-          <w:color w:val="555555"/>
-        </w:rPr>
-        <w:t>Type 2 (healer)  →  soin de 10% des HP max cible + 5% par niveau, ouvre la sélection de leaf</w:t>
-      </w:r>
-    </w:p>
-    <w:p>
-      <w:pPr>
-        <w:pStyle w:val="Paragraphedeliste"/>
-        <w:numPr>
-          <w:ilvl w:val="0"/>
-          <w:numId w:val="2"/>
-        </w:numPr>
-        <w:spacing w:before="40" w:after="40"/>
-      </w:pPr>
-      <w:r>
-        <w:rPr>
-          <w:color w:val="555555"/>
-        </w:rPr>
-        <w:t>Type 3 (tank)  →  bouclier de 20% des HP max + 10% par niveau, absorbe les dégâts en priorité</w:t>
-      </w:r>
-    </w:p>
-    <w:p>
-      <w:pPr>
-        <w:spacing w:before="120"/>
-      </w:pPr>
-    </w:p>
-    <w:p>
-      <w:pPr>
-        <w:spacing w:before="80" w:after="80"/>
-      </w:pPr>
-      <w:r>
-        <w:rPr>
-          <w:color w:val="555555"/>
-        </w:rPr>
-        <w:t xml:space="preserve">En fin de combat : récompense en O2/CO2 (champ </w:t>
-      </w:r>
-      <w:r>
-        <w:rPr>
-          <w:rFonts w:ascii="Courier New" w:eastAsia="Courier New" w:hAnsi="Courier New" w:cs="Courier New"/>
-          <w:color w:val="C0392B"/>
-          <w:sz w:val="20"/>
-          <w:szCs w:val="20"/>
-        </w:rPr>
-        <w:t>reward</w:t>
-      </w:r>
-      <w:r>
-        <w:rPr>
-          <w:color w:val="555555"/>
-        </w:rPr>
-        <w:t xml:space="preserve"> de l'ennemi), reset des boosts temporaires, retour à tp() si victoire ou navigate('planet') si défaite.</w:t>
-      </w:r>
-    </w:p>
-    <w:p>
-      <w:pPr>
-        <w:pStyle w:val="Titre3"/>
-      </w:pPr>
-      <w:r>
-        <w:t>open_leaf_selection_interface(page, current_leaf_ref, on_selected, exclude_current)</w:t>
-      </w:r>
-    </w:p>
-    <w:p>
-      <w:pPr>
-        <w:spacing w:before="80" w:after="80"/>
-      </w:pPr>
-      <w:r>
-        <w:rPr>
-          <w:color w:val="555555"/>
-        </w:rPr>
-        <w:t>Interface de sélection de leaf (utilisée au début du combat et pour la compétence healer). Affiche la liste de tous les leafs possédés avec leur HP bar. Les leafs morts ou épuisés sont désactivés. Un bouton 'I' ouvre le modal de détail du leaf.</w:t>
-      </w:r>
-    </w:p>
-    <w:p>
-      <w:pPr>
-        <w:pStyle w:val="Titre3"/>
-      </w:pPr>
-      <w:r>
         <w:t>declenche_scene(e, biome, n)</w:t>
       </w:r>
     </w:p>
@@ -4702,7 +4810,6 @@
         <w:rPr>
           <w:color w:val="555555"/>
         </w:rPr>
-        <w:lastRenderedPageBreak/>
         <w:t>Selon la scène, débloque de nouveaux biomes (modifie biomes_state) et navigue vers la planète</w:t>
       </w:r>
     </w:p>
@@ -4804,10 +4911,14 @@
           <w:numId w:val="2"/>
         </w:numPr>
         <w:spacing w:before="40" w:after="40"/>
-      </w:pPr>
-      <w:r>
-        <w:rPr>
-          <w:color w:val="555555"/>
+        <w:rPr>
+          <w:lang w:val="en-US"/>
+        </w:rPr>
+      </w:pPr>
+      <w:r>
+        <w:rPr>
+          <w:color w:val="555555"/>
+          <w:lang w:val="en-US"/>
         </w:rPr>
         <w:t>ft.run(main) → main(page) → _seed_test_data() → game_clock.start(page) → show_screen('leafs')</w:t>
       </w:r>
@@ -4900,10 +5011,14 @@
           <w:numId w:val="2"/>
         </w:numPr>
         <w:spacing w:before="40" w:after="40"/>
-      </w:pPr>
-      <w:r>
-        <w:rPr>
-          <w:color w:val="555555"/>
+        <w:rPr>
+          <w:lang w:val="en-US"/>
+        </w:rPr>
+      </w:pPr>
+      <w:r>
+        <w:rPr>
+          <w:color w:val="555555"/>
+          <w:lang w:val="en-US"/>
         </w:rPr>
         <w:t>Espace près NPC → shop() → on_back → tp()</w:t>
       </w:r>
